--- a/report/20241120062-刘兴华-实验报告.docx
+++ b/report/20241120062-刘兴华-实验报告.docx
@@ -567,7 +567,7 @@
           <w:b w:val="0"/>
           <w:sz w:val="24"/>
         </w:rPr>
-        <w:t>本实验全部代码及数据已上传至GitHub，项目地址：https://github.com/20241120062/Algorithm-Experiment-2026 （注：实际提交时请替换为真实GitHub地址）</w:t>
+        <w:t>本实验全部代码及数据已上传至GitHub，项目地址：https://github.com/hua0509/Algorithm-Experiment-2026 （注：实际提交时请替换为真实GitHub地址）</w:t>
       </w:r>
     </w:p>
     <w:p>
@@ -9170,12 +9170,135 @@
         <w:spacing w:after="160" w:line="300" w:lineRule="auto"/>
       </w:pPr>
       <w:r>
-        <w:rPr>
-          <w:rFonts w:ascii="Times New Roman" w:hAnsi="Times New Roman" w:eastAsia="黑体"/>
-          <w:b/>
-          <w:sz w:val="28"/>
-        </w:rPr>
-        <w:t>A.1 排序算法核心代码（Python）</w:t>
+        <w:t>【C 语言核心代码（背包算法）】</w:t>
+        <w:br/>
+        <w:br/>
+        <w:t>void brute_force(int n, int capacity, const int weights[],</w:t>
+        <w:br/>
+        <w:t xml:space="preserve">                 const double values[],</w:t>
+        <w:br/>
+        <w:t xml:space="preserve">                 int *best_selected, double *best_value,</w:t>
+        <w:br/>
+        <w:t xml:space="preserve">                 int *best_weight) {</w:t>
+        <w:br/>
+        <w:t xml:space="preserve">    int total       = 1 &lt;&lt; n;          /* 子集总数 = 2^n */</w:t>
+        <w:br/>
+        <w:t xml:space="preserve">    *best_value     = 0.0;</w:t>
+        <w:br/>
+        <w:t xml:space="preserve">    *best_weight    = 0;</w:t>
+        <w:br/>
+        <w:t xml:space="preserve">    memset(best_selected, 0, n * sizeof(int));</w:t>
+        <w:br/>
+        <w:br/>
+        <w:t xml:space="preserve">    for (int mask = 0; mask &lt; total; mask++) {</w:t>
+        <w:br/>
+        <w:t xml:space="preserve">        int    cur_weight = 0;</w:t>
+        <w:br/>
+        <w:t xml:space="preserve">        double cur_value  = 0.0;</w:t>
+        <w:br/>
+        <w:br/>
+        <w:t xml:space="preserve">        /* 遍历每一位，若第 i 位为 1 则选取物品 i */</w:t>
+        <w:br/>
+        <w:t xml:space="preserve">        for (int i = 0; i &lt; n; i++) {</w:t>
+        <w:br/>
+        <w:t xml:space="preserve">            if (mask &amp; (1 &lt;&lt; i)) {</w:t>
+        <w:br/>
+        <w:t xml:space="preserve">                cur_weight += weights[i];</w:t>
+        <w:br/>
+        <w:t xml:space="preserve">                cur_value  += values[i];</w:t>
+        <w:br/>
+        <w:t xml:space="preserve">                /* 提前剪枝：超重直接跳出 */</w:t>
+        <w:br/>
+        <w:t xml:space="preserve">                if (cur_weight &gt; capacity) break;</w:t>
+        <w:br/>
+        <w:t xml:space="preserve">            }</w:t>
+        <w:br/>
+        <w:t xml:space="preserve">        }</w:t>
+        <w:br/>
+        <w:br/>
+        <w:t xml:space="preserve">        /* 满足容量约束且价值更优则更新 */</w:t>
+        <w:br/>
+        <w:t xml:space="preserve">        if (cur_weight &lt;= capacity &amp;&amp; cur_value &gt; *best_value) {</w:t>
+        <w:br/>
+        <w:t xml:space="preserve">            *best_value  = cur_value;</w:t>
+        <w:br/>
+        <w:t xml:space="preserve">            *best_weight = cur_weight;</w:t>
+        <w:br/>
+        <w:t xml:space="preserve">            for (int i = 0; i &lt; n; i++) {</w:t>
+        <w:br/>
+        <w:t xml:space="preserve">                best_selected[i] = (mask &gt;&gt; i) &amp; 1;</w:t>
+        <w:br/>
+        <w:t xml:space="preserve">            }</w:t>
+        <w:br/>
+        <w:t xml:space="preserve">        }</w:t>
+        <w:br/>
+        <w:t xml:space="preserve">    }</w:t>
+        <w:br/>
+        <w:t>}</w:t>
+        <w:br/>
+        <w:br/>
+        <w:t>/* ========================== 2. 动态规划法 ========================== */</w:t>
+        <w:br/>
+        <w:br/>
+        <w:t>/*</w:t>
+        <w:br/>
+        <w:t xml:space="preserve"> * 动态规划法 (Dynamic Programming) 求解 0-1 背包问题</w:t>
+        <w:br/>
+        <w:t xml:space="preserve"> *</w:t>
+        <w:br/>
+        <w:t xml:space="preserve"> * 原理:</w:t>
+        <w:br/>
+        <w:t xml:space="preserve"> *   定义 dp[j] 表示容量为 j 时能获得的最大价值。</w:t>
+        <w:br/>
+        <w:t xml:space="preserve"> *   状态转移方程: dp[j] = max(dp[j], dp[j - w[i]] + v[i])</w:t>
+        <w:br/>
+        <w:t xml:space="preserve"> *   使用一维数组空间优化：内层循环从 capacity 向 w[i] 方向倒序计算，</w:t>
+        <w:br/>
+        <w:t xml:space="preserve"> *   保证每个物品最多被使用一次。</w:t>
+        <w:br/>
+        <w:t xml:space="preserve"> *</w:t>
+        <w:br/>
+        <w:t xml:space="preserve"> * 时间复杂度: O(n * C)  —— C 为背包容量</w:t>
+        <w:br/>
+        <w:t xml:space="preserve"> * 空间复杂度: O(n * C)  —— 使用 choice[][] 记录选择路径以回溯方案</w:t>
+        <w:br/>
+        <w:t xml:space="preserve"> *   (纯粹一维 dp 数组本身仅需 O(C) 空间)</w:t>
+        <w:br/>
+        <w:t xml:space="preserve"> *</w:t>
+        <w:br/>
+        <w:t xml:space="preserve"> * 适用于容量与物品数量均适中的场景。</w:t>
+        <w:br/>
+        <w:t xml:space="preserve"> */</w:t>
+        <w:br/>
+        <w:t>void dynamic_programming(int n, int capacity, const int weights[],</w:t>
+        <w:br/>
+        <w:t xml:space="preserve">                         const double values[],</w:t>
+        <w:br/>
+        <w:t xml:space="preserve">                         int *selected, double *best_value,</w:t>
+        <w:br/>
+        <w:t xml:space="preserve">                         int *best_weight) {</w:t>
+        <w:br/>
+        <w:t xml:space="preserve">    /* dp[j] = 容量 j 的最优价值 */</w:t>
+        <w:br/>
+        <w:t xml:space="preserve">    double *dp = (double *)calloc(capacity + 1, sizeof(double));</w:t>
+        <w:br/>
+        <w:br/>
+        <w:t xml:space="preserve">    /*</w:t>
+        <w:br/>
+        <w:t xml:space="preserve">     * choice[i][j] = 1 表示在处理物品 i 时，容量 j 的最优解包含了物品 i</w:t>
+        <w:br/>
+        <w:t xml:space="preserve">     * 用于最终回溯具体选择了哪些物品</w:t>
+        <w:br/>
+        <w:t xml:space="preserve">     */</w:t>
+        <w:br/>
+        <w:t xml:space="preserve">    int **choice = (int **)malloc(n * sizeof(int *));</w:t>
+        <w:br/>
+        <w:t xml:space="preserve">    for (int i = 0; i &lt; n; i++) {</w:t>
+        <w:br/>
+        <w:t xml:space="preserve">        choice[i] = (int </w:t>
+        <w:br/>
+        <w:t>...</w:t>
+        <w:br/>
       </w:r>
     </w:p>
     <w:p>
@@ -9198,40 +9321,165 @@
         <w:ind w:firstLine="420"/>
       </w:pPr>
       <w:r>
-        <w:rPr>
-          <w:rFonts w:ascii="Times New Roman" w:hAnsi="Times New Roman" w:eastAsia="宋体"/>
-          <w:b w:val="0"/>
-          <w:sz w:val="24"/>
-        </w:rPr>
-        <w:t>def bubble_sort(arr):</w:t>
+        <w:t>【C 语言核心代码（排序算法）】</w:t>
         <w:br/>
-        <w:t xml:space="preserve">    """冒泡排序，O(n^2)"""</w:t>
         <w:br/>
-        <w:t xml:space="preserve">    counter = SortCounters()</w:t>
+        <w:t>/* ========================= 排序算法 ========================= */</w:t>
         <w:br/>
-        <w:t xml:space="preserve">    n = len(arr)</w:t>
+        <w:t>/* 全局比较计数器 */</w:t>
         <w:br/>
-        <w:t xml:space="preserve">    arr_copy = arr.copy()</w:t>
+        <w:t>static long long g_cmps = 0;</w:t>
         <w:br/>
-        <w:t xml:space="preserve">    for i in range(n - 1):</w:t>
         <w:br/>
-        <w:t xml:space="preserve">        swapped = False</w:t>
+        <w:t>static void reset_counter(void) { g_cmps = 0; }</w:t>
         <w:br/>
-        <w:t xml:space="preserve">        for j in range(n - 1 - i):</w:t>
+        <w:t>static long long get_counter(void) { return g_cmps; }</w:t>
         <w:br/>
-        <w:t xml:space="preserve">            counter.comparisons += 1</w:t>
         <w:br/>
-        <w:t xml:space="preserve">            if arr_copy[j] &gt; arr_copy[j + 1]:</w:t>
+        <w:t>/* ========================= 1. 冒泡排序 ========================= */</w:t>
         <w:br/>
-        <w:t xml:space="preserve">                arr_copy[j], arr_copy[j + 1] = arr_copy[j + 1], arr_copy[j]</w:t>
         <w:br/>
-        <w:t xml:space="preserve">                swapped = True</w:t>
+        <w:t>/*</w:t>
         <w:br/>
-        <w:t xml:space="preserve">        if not swapped:</w:t>
+        <w:t xml:space="preserve"> * 冒泡排序 (Bubble Sort)</w:t>
         <w:br/>
-        <w:t xml:space="preserve">            break</w:t>
+        <w:t xml:space="preserve"> *</w:t>
         <w:br/>
-        <w:t xml:space="preserve">    return counter</w:t>
+        <w:t xml:space="preserve"> * 原理：</w:t>
+        <w:br/>
+        <w:t xml:space="preserve"> *   重复遍历待排序序列，依次比较相邻元素，若逆序则交换。</w:t>
+        <w:br/>
+        <w:t xml:space="preserve"> *   每一轮遍历将当前未排序部分的最大元素"冒泡"到正确位置。</w:t>
+        <w:br/>
+        <w:t xml:space="preserve"> *   优化：若某轮未发生交换，说明已有序，提前终止。</w:t>
+        <w:br/>
+        <w:t xml:space="preserve"> *</w:t>
+        <w:br/>
+        <w:t xml:space="preserve"> * 时间复杂度：最好 O(n)，最坏 O(n²)，平均 O(n²)</w:t>
+        <w:br/>
+        <w:t xml:space="preserve"> * 空间复杂度：O(1)</w:t>
+        <w:br/>
+        <w:t xml:space="preserve"> * 稳定性：稳定</w:t>
+        <w:br/>
+        <w:t xml:space="preserve"> */</w:t>
+        <w:br/>
+        <w:t>void bubble_sort(int arr[], int n, int out[])</w:t>
+        <w:br/>
+        <w:t>{</w:t>
+        <w:br/>
+        <w:t xml:space="preserve">    reset_counter();</w:t>
+        <w:br/>
+        <w:t xml:space="preserve">    for (int i = 0; i &lt; n; i++) out[i] = arr[i];</w:t>
+        <w:br/>
+        <w:br/>
+        <w:t xml:space="preserve">    for (int i = 0; i &lt; n - 1; i++) {</w:t>
+        <w:br/>
+        <w:t xml:space="preserve">        int swapped = 0;</w:t>
+        <w:br/>
+        <w:t xml:space="preserve">        for (int j = 0; j &lt; n - 1 - i; j++) {</w:t>
+        <w:br/>
+        <w:t xml:space="preserve">            g_cmps++;</w:t>
+        <w:br/>
+        <w:t xml:space="preserve">            if (out[j] &gt; out[j + 1]) {</w:t>
+        <w:br/>
+        <w:t xml:space="preserve">                int tmp = out[j]; out[j] = out[j + 1]; out[j + 1] = tmp;</w:t>
+        <w:br/>
+        <w:t xml:space="preserve">                swapped = 1;</w:t>
+        <w:br/>
+        <w:t xml:space="preserve">            }</w:t>
+        <w:br/>
+        <w:t xml:space="preserve">        }</w:t>
+        <w:br/>
+        <w:t xml:space="preserve">        if (!swapped) break;</w:t>
+        <w:br/>
+        <w:t xml:space="preserve">    }</w:t>
+        <w:br/>
+        <w:t>}</w:t>
+        <w:br/>
+        <w:br/>
+        <w:t>/* ========================= 2. 合并排序 ========================= */</w:t>
+        <w:br/>
+        <w:br/>
+        <w:t>/*</w:t>
+        <w:br/>
+        <w:t xml:space="preserve"> * 合并排序 (Merge Sort)</w:t>
+        <w:br/>
+        <w:t xml:space="preserve"> *</w:t>
+        <w:br/>
+        <w:t xml:space="preserve"> * 原理（分治法）：</w:t>
+        <w:br/>
+        <w:t xml:space="preserve"> *   1. 分解：将序列递归地分成两半，直到子序列长度为 1</w:t>
+        <w:br/>
+        <w:t xml:space="preserve"> *   2. 合并：将两个有序子序列合并成一个有序序列</w:t>
+        <w:br/>
+        <w:t xml:space="preserve"> *</w:t>
+        <w:br/>
+        <w:t xml:space="preserve"> * 时间复杂度：最好/最坏/平均均为 O(n log n)</w:t>
+        <w:br/>
+        <w:t xml:space="preserve"> * 空间复杂度：O(n)（临时数组）</w:t>
+        <w:br/>
+        <w:t xml:space="preserve"> * 稳定性：稳定</w:t>
+        <w:br/>
+        <w:t xml:space="preserve"> *</w:t>
+        <w:br/>
+        <w:t xml:space="preserve"> * 子问题规模：每次递归调用时记录当前子数组长度</w:t>
+        <w:br/>
+        <w:t xml:space="preserve"> */</w:t>
+        <w:br/>
+        <w:br/>
+        <w:t>#define MAX_SUB  2000000</w:t>
+        <w:br/>
+        <w:t>static int g_sub[MAX_SUB];</w:t>
+        <w:br/>
+        <w:t>static int g_subn = 0;</w:t>
+        <w:br/>
+        <w:br/>
+        <w:t>static void sub_clear(void) { g_subn = 0; }</w:t>
+        <w:br/>
+        <w:t>static int  sub_count(void) { return g_subn; }</w:t>
+        <w:br/>
+        <w:br/>
+        <w:t>static void sub_record(int sz) {</w:t>
+        <w:br/>
+        <w:t xml:space="preserve">    if (g_subn &lt; MAX_SUB) g_sub[g_subn++] = sz;</w:t>
+        <w:br/>
+        <w:t>}</w:t>
+        <w:br/>
+        <w:br/>
+        <w:t>/* 合并两个有序子数组 L[left..mid] 和 R[mid+1..right] */</w:t>
+        <w:br/>
+        <w:t>static void merge(int a[], int L, int M, int R)</w:t>
+        <w:br/>
+        <w:t>{</w:t>
+        <w:br/>
+        <w:t xml:space="preserve">    int n1 = M - L + 1, n2 = R - M;</w:t>
+        <w:br/>
+        <w:t xml:space="preserve">    int *Larr = (int *)malloc(n1 * sizeof(int));</w:t>
+        <w:br/>
+        <w:t xml:space="preserve">    int *Rarr = (int *)malloc(n2 * sizeof(int));</w:t>
+        <w:br/>
+        <w:t xml:space="preserve">    for (int i = 0; i &lt; n1; i++) Larr[i] = a[L + i];</w:t>
+        <w:br/>
+        <w:t xml:space="preserve">    for (int j = 0; j &lt; n2; j++) Rarr[j] = a[M + 1 + j];</w:t>
+        <w:br/>
+        <w:t xml:space="preserve">    int i = 0, j = 0, k = L;</w:t>
+        <w:br/>
+        <w:t xml:space="preserve">    while (i &lt; n1 &amp;&amp; j &lt; n2) {</w:t>
+        <w:br/>
+        <w:t xml:space="preserve">        g_cmps++;</w:t>
+        <w:br/>
+        <w:t xml:space="preserve">        if (Larr[i] &lt;= Rarr[j]) a[k++] = Larr[i++];</w:t>
+        <w:br/>
+        <w:t xml:space="preserve">        else a[k++] = Rarr[j++];</w:t>
+        <w:br/>
+        <w:t xml:space="preserve">    }</w:t>
+        <w:br/>
+        <w:t xml:space="preserve">    while (i &lt; n1) a[k++] = Larr[i++];</w:t>
+        <w:br/>
+        <w:t xml:space="preserve">    whi</w:t>
+        <w:br/>
+        <w:t>...</w:t>
+        <w:br/>
       </w:r>
     </w:p>
     <w:p>
@@ -9240,38 +9488,7 @@
         <w:ind w:firstLine="420"/>
       </w:pPr>
       <w:r>
-        <w:rPr>
-          <w:rFonts w:ascii="Times New Roman" w:hAnsi="Times New Roman" w:eastAsia="宋体"/>
-          <w:b w:val="0"/>
-          <w:sz w:val="24"/>
-        </w:rPr>
-        <w:t>def _merge(arr, left, mid, right, counter):</w:t>
-        <w:br/>
-        <w:t xml:space="preserve">    """合并两个有序子数组"""</w:t>
-        <w:br/>
-        <w:t xml:space="preserve">    n1, n2 = mid - left + 1, right - mid</w:t>
-        <w:br/>
-        <w:t xml:space="preserve">    L, R = arr[left:left+n1], arr[mid+1:mid+1+n2]</w:t>
-        <w:br/>
-        <w:t xml:space="preserve">    i = j = 0; k = left</w:t>
-        <w:br/>
-        <w:t xml:space="preserve">    while i &lt; n1 and j &lt; n2:</w:t>
-        <w:br/>
-        <w:t xml:space="preserve">        counter.comparisons += 1</w:t>
-        <w:br/>
-        <w:t xml:space="preserve">        if L[i] &lt;= R[j]:</w:t>
-        <w:br/>
-        <w:t xml:space="preserve">            arr[k] = L[i]; i += 1</w:t>
-        <w:br/>
-        <w:t xml:space="preserve">        else:</w:t>
-        <w:br/>
-        <w:t xml:space="preserve">            arr[k] = R[j]; j += 1</w:t>
-        <w:br/>
-        <w:t xml:space="preserve">        k += 1</w:t>
-        <w:br/>
-        <w:t xml:space="preserve">    while i &lt; n1: arr[k] = L[i]; i += 1; k += 1</w:t>
-        <w:br/>
-        <w:t xml:space="preserve">    while j &lt; n2: arr[k] = R[j]; j += 1; k += 1</w:t>
+        <w:t>[C 语言实现代码见附件 .c 文件]</w:t>
       </w:r>
     </w:p>
     <w:p>
@@ -9279,12 +9496,7 @@
         <w:spacing w:after="160" w:line="300" w:lineRule="auto"/>
       </w:pPr>
       <w:r>
-        <w:rPr>
-          <w:rFonts w:ascii="Times New Roman" w:hAnsi="Times New Roman" w:eastAsia="黑体"/>
-          <w:b/>
-          <w:sz w:val="28"/>
-        </w:rPr>
-        <w:t>A.2 0-1背包DP算法核心代码（Python）</w:t>
+        <w:t>[C 语言实现代码见附件 .c 文件]</w:t>
       </w:r>
     </w:p>
     <w:p>
@@ -9293,56 +9505,7 @@
         <w:ind w:firstLine="420"/>
       </w:pPr>
       <w:r>
-        <w:rPr>
-          <w:rFonts w:ascii="Times New Roman" w:hAnsi="Times New Roman" w:eastAsia="宋体"/>
-          <w:b w:val="0"/>
-          <w:sz w:val="24"/>
-        </w:rPr>
-        <w:t>def knapsack_dp(weights, values, capacity):</w:t>
-        <w:br/>
-        <w:t xml:space="preserve">    """动态规划法求解0-1背包，O(n*C)时间，O(C)空间"""</w:t>
-        <w:br/>
-        <w:t xml:space="preserve">    n = len(weights)</w:t>
-        <w:br/>
-        <w:t xml:space="preserve">    dp = [0.0] * (capacity + 1)</w:t>
-        <w:br/>
-        <w:t xml:space="preserve">    choice = [[False] * (capacity + 1) for _ in range(n)]</w:t>
-        <w:br/>
-        <w:t xml:space="preserve">    </w:t>
-        <w:br/>
-        <w:t xml:space="preserve">    for i in range(n):</w:t>
-        <w:br/>
-        <w:t xml:space="preserve">        w, v = weights[i], values[i]</w:t>
-        <w:br/>
-        <w:t xml:space="preserve">        for j in range(capacity, w - 1, -1):</w:t>
-        <w:br/>
-        <w:t xml:space="preserve">            if dp[j - w] + v &gt; dp[j]:</w:t>
-        <w:br/>
-        <w:t xml:space="preserve">                dp[j] = dp[j - w] + v</w:t>
-        <w:br/>
-        <w:t xml:space="preserve">                choice[i][j] = True</w:t>
-        <w:br/>
-        <w:t xml:space="preserve">    </w:t>
-        <w:br/>
-        <w:t xml:space="preserve">    # 回溯找出选择的物品</w:t>
-        <w:br/>
-        <w:t xml:space="preserve">    best_value = dp[capacity]</w:t>
-        <w:br/>
-        <w:t xml:space="preserve">    selected = []</w:t>
-        <w:br/>
-        <w:t xml:space="preserve">    j = capacity</w:t>
-        <w:br/>
-        <w:t xml:space="preserve">    for i in range(n - 1, -1, -1):</w:t>
-        <w:br/>
-        <w:t xml:space="preserve">        if choice[i][j]:</w:t>
-        <w:br/>
-        <w:t xml:space="preserve">            selected.append(i)</w:t>
-        <w:br/>
-        <w:t xml:space="preserve">            j -= weights[i]</w:t>
-        <w:br/>
-        <w:t xml:space="preserve">    selected.reverse()</w:t>
-        <w:br/>
-        <w:t xml:space="preserve">    return selected, best_value, len(selected)</w:t>
+        <w:t>[C 语言实现代码见附件 .c 文件]</w:t>
       </w:r>
     </w:p>
     <w:p>
@@ -9529,12 +9692,11 @@
       <w:jc w:val="center"/>
     </w:pPr>
     <w:r>
+      <w:rPr>
+        <w:sz w:val="18"/>
+      </w:rPr>
       <w:fldChar w:fldCharType="begin"/>
-    </w:r>
-    <w:r>
       <w:instrText xml:space="preserve"> PAGE </w:instrText>
-    </w:r>
-    <w:r>
       <w:fldChar w:fldCharType="end"/>
     </w:r>
   </w:p>
